--- a/_Drive/Formularios/Doutorado-FluxoContinuo/Modelo de inscrição.docx
+++ b/_Drive/Formularios/Doutorado-FluxoContinuo/Modelo de inscrição.docx
@@ -10,6 +10,7 @@
         <w:jc w:val="center"/>
         <w:rPr>
           <w:b w:val="1"/>
+          <w:bCs w:val="1"/>
           <w:sz w:val="28"/>
           <w:szCs w:val="28"/>
         </w:rPr>
@@ -17,6 +18,7 @@
       <w:r>
         <w:rPr>
           <w:b w:val="1"/>
+          <w:bCs w:val="1"/>
           <w:sz w:val="28"/>
           <w:szCs w:val="28"/>
           <w:rtl w:val="0"/>
@@ -55,6 +57,7 @@
         <w:rPr>
           <w:rFonts w:ascii="Times" w:cs="Times" w:eastAsia="Times" w:hAnsi="Times"/>
           <w:b w:val="1"/>
+          <w:bCs w:val="1"/>
           <w:sz w:val="20"/>
           <w:szCs w:val="20"/>
           <w:rtl w:val="0"/>
@@ -85,6 +88,7 @@
         <w:rPr>
           <w:rFonts w:ascii="Times" w:cs="Times" w:eastAsia="Times" w:hAnsi="Times"/>
           <w:b w:val="1"/>
+          <w:bCs w:val="1"/>
           <w:sz w:val="20"/>
           <w:szCs w:val="20"/>
           <w:rtl w:val="0"/>
@@ -159,6 +163,7 @@
               <w:rPr>
                 <w:rFonts w:ascii="Times" w:cs="Times" w:eastAsia="Times" w:hAnsi="Times"/>
                 <w:b w:val="1"/>
+                <w:bCs w:val="1"/>
                 <w:sz w:val="20"/>
                 <w:szCs w:val="20"/>
                 <w:rtl w:val="0"/>
@@ -209,6 +214,7 @@
               <w:rPr>
                 <w:rFonts w:ascii="Times" w:cs="Times" w:eastAsia="Times" w:hAnsi="Times"/>
                 <w:b w:val="1"/>
+                <w:bCs w:val="1"/>
                 <w:sz w:val="20"/>
                 <w:szCs w:val="20"/>
                 <w:rtl w:val="0"/>
@@ -253,6 +259,7 @@
               <w:rPr>
                 <w:rFonts w:ascii="Times" w:cs="Times" w:eastAsia="Times" w:hAnsi="Times"/>
                 <w:b w:val="1"/>
+                <w:bCs w:val="1"/>
                 <w:sz w:val="20"/>
                 <w:szCs w:val="20"/>
                 <w:rtl w:val="0"/>
@@ -308,6 +315,7 @@
               <w:rPr>
                 <w:rFonts w:ascii="Times" w:cs="Times" w:eastAsia="Times" w:hAnsi="Times"/>
                 <w:b w:val="1"/>
+                <w:bCs w:val="1"/>
                 <w:sz w:val="20"/>
                 <w:szCs w:val="20"/>
                 <w:rtl w:val="0"/>
@@ -370,6 +378,7 @@
               <w:rPr>
                 <w:rFonts w:ascii="Times" w:cs="Times" w:eastAsia="Times" w:hAnsi="Times"/>
                 <w:b w:val="1"/>
+                <w:bCs w:val="1"/>
                 <w:sz w:val="20"/>
                 <w:szCs w:val="20"/>
                 <w:rtl w:val="0"/>
@@ -426,6 +435,7 @@
               <w:rPr>
                 <w:rFonts w:ascii="Times" w:cs="Times" w:eastAsia="Times" w:hAnsi="Times"/>
                 <w:b w:val="1"/>
+                <w:bCs w:val="1"/>
                 <w:sz w:val="20"/>
                 <w:szCs w:val="20"/>
                 <w:rtl w:val="0"/>
@@ -477,6 +487,7 @@
               <w:rPr>
                 <w:rFonts w:ascii="Times" w:cs="Times" w:eastAsia="Times" w:hAnsi="Times"/>
                 <w:b w:val="1"/>
+                <w:bCs w:val="1"/>
                 <w:sz w:val="20"/>
                 <w:szCs w:val="20"/>
                 <w:rtl w:val="0"/>
@@ -522,6 +533,7 @@
               <w:rPr>
                 <w:rFonts w:ascii="Times" w:cs="Times" w:eastAsia="Times" w:hAnsi="Times"/>
                 <w:b w:val="1"/>
+                <w:bCs w:val="1"/>
                 <w:sz w:val="20"/>
                 <w:szCs w:val="20"/>
                 <w:rtl w:val="0"/>
@@ -572,6 +584,7 @@
               <w:rPr>
                 <w:rFonts w:ascii="Times" w:cs="Times" w:eastAsia="Times" w:hAnsi="Times"/>
                 <w:b w:val="1"/>
+                <w:bCs w:val="1"/>
                 <w:sz w:val="20"/>
                 <w:szCs w:val="20"/>
                 <w:rtl w:val="0"/>
@@ -616,6 +629,7 @@
               <w:rPr>
                 <w:rFonts w:ascii="Times" w:cs="Times" w:eastAsia="Times" w:hAnsi="Times"/>
                 <w:b w:val="1"/>
+                <w:bCs w:val="1"/>
                 <w:sz w:val="20"/>
                 <w:szCs w:val="20"/>
                 <w:rtl w:val="0"/>
@@ -660,6 +674,7 @@
               <w:rPr>
                 <w:rFonts w:ascii="Times" w:cs="Times" w:eastAsia="Times" w:hAnsi="Times"/>
                 <w:b w:val="1"/>
+                <w:bCs w:val="1"/>
                 <w:sz w:val="20"/>
                 <w:szCs w:val="20"/>
                 <w:rtl w:val="0"/>
@@ -711,6 +726,7 @@
               <w:rPr>
                 <w:rFonts w:ascii="Times" w:cs="Times" w:eastAsia="Times" w:hAnsi="Times"/>
                 <w:b w:val="1"/>
+                <w:bCs w:val="1"/>
                 <w:sz w:val="20"/>
                 <w:szCs w:val="20"/>
                 <w:rtl w:val="0"/>
@@ -765,6 +781,7 @@
               <w:rPr>
                 <w:rFonts w:ascii="Times" w:cs="Times" w:eastAsia="Times" w:hAnsi="Times"/>
                 <w:b w:val="1"/>
+                <w:bCs w:val="1"/>
                 <w:sz w:val="20"/>
                 <w:szCs w:val="20"/>
                 <w:rtl w:val="0"/>
@@ -817,6 +834,7 @@
               <w:rPr>
                 <w:rFonts w:ascii="Times" w:cs="Times" w:eastAsia="Times" w:hAnsi="Times"/>
                 <w:b w:val="1"/>
+                <w:bCs w:val="1"/>
                 <w:sz w:val="20"/>
                 <w:szCs w:val="20"/>
                 <w:rtl w:val="0"/>
@@ -861,6 +879,7 @@
               <w:rPr>
                 <w:rFonts w:ascii="Times" w:cs="Times" w:eastAsia="Times" w:hAnsi="Times"/>
                 <w:b w:val="1"/>
+                <w:bCs w:val="1"/>
                 <w:sz w:val="20"/>
                 <w:szCs w:val="20"/>
                 <w:rtl w:val="0"/>
@@ -913,6 +932,7 @@
               <w:rPr>
                 <w:rFonts w:ascii="Times" w:cs="Times" w:eastAsia="Times" w:hAnsi="Times"/>
                 <w:b w:val="1"/>
+                <w:bCs w:val="1"/>
                 <w:sz w:val="20"/>
                 <w:szCs w:val="20"/>
                 <w:rtl w:val="0"/>
@@ -965,6 +985,7 @@
               <w:rPr>
                 <w:rFonts w:ascii="Times" w:cs="Times" w:eastAsia="Times" w:hAnsi="Times"/>
                 <w:b w:val="1"/>
+                <w:bCs w:val="1"/>
                 <w:sz w:val="20"/>
                 <w:szCs w:val="20"/>
                 <w:rtl w:val="0"/>
@@ -1009,6 +1030,7 @@
               <w:rPr>
                 <w:rFonts w:ascii="Times" w:cs="Times" w:eastAsia="Times" w:hAnsi="Times"/>
                 <w:b w:val="1"/>
+                <w:bCs w:val="1"/>
                 <w:sz w:val="20"/>
                 <w:szCs w:val="20"/>
                 <w:rtl w:val="0"/>
@@ -1059,6 +1081,7 @@
               <w:rPr>
                 <w:rFonts w:ascii="Times" w:cs="Times" w:eastAsia="Times" w:hAnsi="Times"/>
                 <w:b w:val="1"/>
+                <w:bCs w:val="1"/>
                 <w:sz w:val="20"/>
                 <w:szCs w:val="20"/>
                 <w:rtl w:val="0"/>
@@ -1103,6 +1126,7 @@
               <w:rPr>
                 <w:rFonts w:ascii="Times" w:cs="Times" w:eastAsia="Times" w:hAnsi="Times"/>
                 <w:b w:val="1"/>
+                <w:bCs w:val="1"/>
                 <w:sz w:val="20"/>
                 <w:szCs w:val="20"/>
                 <w:rtl w:val="0"/>
@@ -1147,6 +1171,7 @@
               <w:rPr>
                 <w:rFonts w:ascii="Times" w:cs="Times" w:eastAsia="Times" w:hAnsi="Times"/>
                 <w:b w:val="1"/>
+                <w:bCs w:val="1"/>
                 <w:sz w:val="20"/>
                 <w:szCs w:val="20"/>
                 <w:rtl w:val="0"/>
@@ -1198,6 +1223,7 @@
         <w:rPr>
           <w:rFonts w:ascii="Times" w:cs="Times" w:eastAsia="Times" w:hAnsi="Times"/>
           <w:b w:val="1"/>
+          <w:bCs w:val="1"/>
           <w:sz w:val="20"/>
           <w:szCs w:val="20"/>
           <w:rtl w:val="0"/>
@@ -1283,6 +1309,7 @@
               <w:rPr>
                 <w:rFonts w:ascii="Times" w:cs="Times" w:eastAsia="Times" w:hAnsi="Times"/>
                 <w:b w:val="1"/>
+                <w:bCs w:val="1"/>
                 <w:sz w:val="20"/>
                 <w:szCs w:val="20"/>
                 <w:rtl w:val="0"/>
@@ -1346,6 +1373,7 @@
               <w:rPr>
                 <w:rFonts w:ascii="Times" w:cs="Times" w:eastAsia="Times" w:hAnsi="Times"/>
                 <w:b w:val="1"/>
+                <w:bCs w:val="1"/>
                 <w:sz w:val="20"/>
                 <w:szCs w:val="20"/>
                 <w:rtl w:val="0"/>
@@ -1409,6 +1437,7 @@
               <w:rPr>
                 <w:rFonts w:ascii="Times" w:cs="Times" w:eastAsia="Times" w:hAnsi="Times"/>
                 <w:b w:val="1"/>
+                <w:bCs w:val="1"/>
                 <w:sz w:val="20"/>
                 <w:szCs w:val="20"/>
                 <w:rtl w:val="0"/>
@@ -1472,6 +1501,7 @@
               <w:rPr>
                 <w:rFonts w:ascii="Times" w:cs="Times" w:eastAsia="Times" w:hAnsi="Times"/>
                 <w:b w:val="1"/>
+                <w:bCs w:val="1"/>
                 <w:sz w:val="20"/>
                 <w:szCs w:val="20"/>
                 <w:rtl w:val="0"/>
@@ -1527,6 +1557,7 @@
               <w:rPr>
                 <w:rFonts w:ascii="Times" w:cs="Times" w:eastAsia="Times" w:hAnsi="Times"/>
                 <w:b w:val="1"/>
+                <w:bCs w:val="1"/>
                 <w:sz w:val="20"/>
                 <w:szCs w:val="20"/>
                 <w:rtl w:val="0"/>
@@ -1588,6 +1619,7 @@
               <w:rPr>
                 <w:rFonts w:ascii="Times" w:cs="Times" w:eastAsia="Times" w:hAnsi="Times"/>
                 <w:b w:val="1"/>
+                <w:bCs w:val="1"/>
                 <w:sz w:val="20"/>
                 <w:szCs w:val="20"/>
                 <w:rtl w:val="0"/>
@@ -1643,6 +1675,7 @@
               <w:rPr>
                 <w:rFonts w:ascii="Times" w:cs="Times" w:eastAsia="Times" w:hAnsi="Times"/>
                 <w:b w:val="1"/>
+                <w:bCs w:val="1"/>
                 <w:sz w:val="20"/>
                 <w:szCs w:val="20"/>
                 <w:rtl w:val="0"/>
@@ -1698,6 +1731,7 @@
               <w:rPr>
                 <w:rFonts w:ascii="Times" w:cs="Times" w:eastAsia="Times" w:hAnsi="Times"/>
                 <w:b w:val="1"/>
+                <w:bCs w:val="1"/>
                 <w:sz w:val="20"/>
                 <w:szCs w:val="20"/>
                 <w:rtl w:val="0"/>
@@ -1772,6 +1806,7 @@
         <w:rPr>
           <w:rFonts w:ascii="Times" w:cs="Times" w:eastAsia="Times" w:hAnsi="Times"/>
           <w:b w:val="1"/>
+          <w:bCs w:val="1"/>
           <w:sz w:val="20"/>
           <w:szCs w:val="20"/>
           <w:rtl w:val="0"/>
@@ -1850,6 +1885,7 @@
               <w:rPr>
                 <w:rFonts w:ascii="Times" w:cs="Times" w:eastAsia="Times" w:hAnsi="Times"/>
                 <w:b w:val="1"/>
+                <w:bCs w:val="1"/>
                 <w:sz w:val="20"/>
                 <w:szCs w:val="20"/>
               </w:rPr>
@@ -1858,6 +1894,7 @@
               <w:rPr>
                 <w:rFonts w:ascii="Times" w:cs="Times" w:eastAsia="Times" w:hAnsi="Times"/>
                 <w:b w:val="1"/>
+                <w:bCs w:val="1"/>
                 <w:sz w:val="20"/>
                 <w:szCs w:val="20"/>
                 <w:rtl w:val="0"/>
@@ -1897,6 +1934,7 @@
               <w:rPr>
                 <w:rFonts w:ascii="Times" w:cs="Times" w:eastAsia="Times" w:hAnsi="Times"/>
                 <w:b w:val="1"/>
+                <w:bCs w:val="1"/>
                 <w:sz w:val="20"/>
                 <w:szCs w:val="20"/>
               </w:rPr>
@@ -1905,6 +1943,7 @@
               <w:rPr>
                 <w:rFonts w:ascii="Times" w:cs="Times" w:eastAsia="Times" w:hAnsi="Times"/>
                 <w:b w:val="1"/>
+                <w:bCs w:val="1"/>
                 <w:sz w:val="20"/>
                 <w:szCs w:val="20"/>
                 <w:rtl w:val="0"/>
@@ -1944,6 +1983,7 @@
               <w:rPr>
                 <w:rFonts w:ascii="Times" w:cs="Times" w:eastAsia="Times" w:hAnsi="Times"/>
                 <w:b w:val="1"/>
+                <w:bCs w:val="1"/>
                 <w:sz w:val="20"/>
                 <w:szCs w:val="20"/>
               </w:rPr>
@@ -1952,6 +1992,7 @@
               <w:rPr>
                 <w:rFonts w:ascii="Times" w:cs="Times" w:eastAsia="Times" w:hAnsi="Times"/>
                 <w:b w:val="1"/>
+                <w:bCs w:val="1"/>
                 <w:sz w:val="20"/>
                 <w:szCs w:val="20"/>
                 <w:rtl w:val="0"/>
@@ -1991,6 +2032,7 @@
               <w:rPr>
                 <w:rFonts w:ascii="Times" w:cs="Times" w:eastAsia="Times" w:hAnsi="Times"/>
                 <w:b w:val="1"/>
+                <w:bCs w:val="1"/>
                 <w:sz w:val="20"/>
                 <w:szCs w:val="20"/>
               </w:rPr>
@@ -1999,6 +2041,7 @@
               <w:rPr>
                 <w:rFonts w:ascii="Times" w:cs="Times" w:eastAsia="Times" w:hAnsi="Times"/>
                 <w:b w:val="1"/>
+                <w:bCs w:val="1"/>
                 <w:sz w:val="20"/>
                 <w:szCs w:val="20"/>
                 <w:rtl w:val="0"/>
@@ -2667,6 +2710,7 @@
         <w:rPr>
           <w:rFonts w:ascii="Times" w:cs="Times" w:eastAsia="Times" w:hAnsi="Times"/>
           <w:b w:val="1"/>
+          <w:bCs w:val="1"/>
           <w:sz w:val="20"/>
           <w:szCs w:val="20"/>
           <w:rtl w:val="0"/>
@@ -2735,6 +2779,7 @@
               <w:rPr>
                 <w:rFonts w:ascii="Times" w:cs="Times" w:eastAsia="Times" w:hAnsi="Times"/>
                 <w:b w:val="1"/>
+                <w:bCs w:val="1"/>
                 <w:sz w:val="20"/>
                 <w:szCs w:val="20"/>
               </w:rPr>
@@ -2743,6 +2788,7 @@
               <w:rPr>
                 <w:rFonts w:ascii="Times" w:cs="Times" w:eastAsia="Times" w:hAnsi="Times"/>
                 <w:b w:val="1"/>
+                <w:bCs w:val="1"/>
                 <w:sz w:val="20"/>
                 <w:szCs w:val="20"/>
                 <w:rtl w:val="0"/>
@@ -2772,6 +2818,7 @@
               <w:rPr>
                 <w:rFonts w:ascii="Times" w:cs="Times" w:eastAsia="Times" w:hAnsi="Times"/>
                 <w:b w:val="1"/>
+                <w:bCs w:val="1"/>
                 <w:sz w:val="20"/>
                 <w:szCs w:val="20"/>
               </w:rPr>
@@ -2780,6 +2827,7 @@
               <w:rPr>
                 <w:rFonts w:ascii="Times" w:cs="Times" w:eastAsia="Times" w:hAnsi="Times"/>
                 <w:b w:val="1"/>
+                <w:bCs w:val="1"/>
                 <w:sz w:val="20"/>
                 <w:szCs w:val="20"/>
                 <w:rtl w:val="0"/>
@@ -2809,6 +2857,7 @@
               <w:rPr>
                 <w:rFonts w:ascii="Times" w:cs="Times" w:eastAsia="Times" w:hAnsi="Times"/>
                 <w:b w:val="1"/>
+                <w:bCs w:val="1"/>
                 <w:sz w:val="20"/>
                 <w:szCs w:val="20"/>
               </w:rPr>
@@ -2817,6 +2866,7 @@
               <w:rPr>
                 <w:rFonts w:ascii="Times" w:cs="Times" w:eastAsia="Times" w:hAnsi="Times"/>
                 <w:b w:val="1"/>
+                <w:bCs w:val="1"/>
                 <w:sz w:val="20"/>
                 <w:szCs w:val="20"/>
                 <w:rtl w:val="0"/>
@@ -2846,6 +2896,7 @@
               <w:rPr>
                 <w:rFonts w:ascii="Times" w:cs="Times" w:eastAsia="Times" w:hAnsi="Times"/>
                 <w:b w:val="1"/>
+                <w:bCs w:val="1"/>
                 <w:sz w:val="20"/>
                 <w:szCs w:val="20"/>
               </w:rPr>
@@ -2854,6 +2905,7 @@
               <w:rPr>
                 <w:rFonts w:ascii="Times" w:cs="Times" w:eastAsia="Times" w:hAnsi="Times"/>
                 <w:b w:val="1"/>
+                <w:bCs w:val="1"/>
                 <w:sz w:val="20"/>
                 <w:szCs w:val="20"/>
                 <w:rtl w:val="0"/>
@@ -3482,6 +3534,7 @@
         <w:rPr>
           <w:rFonts w:ascii="Times" w:cs="Times" w:eastAsia="Times" w:hAnsi="Times"/>
           <w:b w:val="1"/>
+          <w:bCs w:val="1"/>
           <w:sz w:val="20"/>
           <w:szCs w:val="20"/>
           <w:rtl w:val="0"/>
@@ -3550,6 +3603,7 @@
               <w:rPr>
                 <w:rFonts w:ascii="Times" w:cs="Times" w:eastAsia="Times" w:hAnsi="Times"/>
                 <w:b w:val="1"/>
+                <w:bCs w:val="1"/>
                 <w:sz w:val="20"/>
                 <w:szCs w:val="20"/>
               </w:rPr>
@@ -3558,6 +3612,7 @@
               <w:rPr>
                 <w:rFonts w:ascii="Times" w:cs="Times" w:eastAsia="Times" w:hAnsi="Times"/>
                 <w:b w:val="1"/>
+                <w:bCs w:val="1"/>
                 <w:sz w:val="20"/>
                 <w:szCs w:val="20"/>
                 <w:rtl w:val="0"/>
@@ -3587,6 +3642,7 @@
               <w:rPr>
                 <w:rFonts w:ascii="Times" w:cs="Times" w:eastAsia="Times" w:hAnsi="Times"/>
                 <w:b w:val="1"/>
+                <w:bCs w:val="1"/>
                 <w:sz w:val="20"/>
                 <w:szCs w:val="20"/>
               </w:rPr>
@@ -3595,6 +3651,7 @@
               <w:rPr>
                 <w:rFonts w:ascii="Times" w:cs="Times" w:eastAsia="Times" w:hAnsi="Times"/>
                 <w:b w:val="1"/>
+                <w:bCs w:val="1"/>
                 <w:sz w:val="20"/>
                 <w:szCs w:val="20"/>
                 <w:rtl w:val="0"/>
@@ -3624,6 +3681,7 @@
               <w:rPr>
                 <w:rFonts w:ascii="Times" w:cs="Times" w:eastAsia="Times" w:hAnsi="Times"/>
                 <w:b w:val="1"/>
+                <w:bCs w:val="1"/>
                 <w:sz w:val="20"/>
                 <w:szCs w:val="20"/>
               </w:rPr>
@@ -3632,6 +3690,7 @@
               <w:rPr>
                 <w:rFonts w:ascii="Times" w:cs="Times" w:eastAsia="Times" w:hAnsi="Times"/>
                 <w:b w:val="1"/>
+                <w:bCs w:val="1"/>
                 <w:sz w:val="20"/>
                 <w:szCs w:val="20"/>
                 <w:rtl w:val="0"/>
@@ -3661,6 +3720,7 @@
               <w:rPr>
                 <w:rFonts w:ascii="Times" w:cs="Times" w:eastAsia="Times" w:hAnsi="Times"/>
                 <w:b w:val="1"/>
+                <w:bCs w:val="1"/>
                 <w:sz w:val="20"/>
                 <w:szCs w:val="20"/>
               </w:rPr>
@@ -3669,6 +3729,7 @@
               <w:rPr>
                 <w:rFonts w:ascii="Times" w:cs="Times" w:eastAsia="Times" w:hAnsi="Times"/>
                 <w:b w:val="1"/>
+                <w:bCs w:val="1"/>
                 <w:sz w:val="20"/>
                 <w:szCs w:val="20"/>
                 <w:rtl w:val="0"/>
@@ -4297,6 +4358,7 @@
         <w:rPr>
           <w:rFonts w:ascii="Times" w:cs="Times" w:eastAsia="Times" w:hAnsi="Times"/>
           <w:b w:val="1"/>
+          <w:bCs w:val="1"/>
           <w:sz w:val="20"/>
           <w:szCs w:val="20"/>
           <w:rtl w:val="0"/>
@@ -4365,6 +4427,7 @@
               <w:rPr>
                 <w:rFonts w:ascii="Times" w:cs="Times" w:eastAsia="Times" w:hAnsi="Times"/>
                 <w:b w:val="1"/>
+                <w:bCs w:val="1"/>
                 <w:sz w:val="20"/>
                 <w:szCs w:val="20"/>
               </w:rPr>
@@ -4373,6 +4436,7 @@
               <w:rPr>
                 <w:rFonts w:ascii="Times" w:cs="Times" w:eastAsia="Times" w:hAnsi="Times"/>
                 <w:b w:val="1"/>
+                <w:bCs w:val="1"/>
                 <w:sz w:val="20"/>
                 <w:szCs w:val="20"/>
                 <w:rtl w:val="0"/>
@@ -4402,6 +4466,7 @@
               <w:rPr>
                 <w:rFonts w:ascii="Times" w:cs="Times" w:eastAsia="Times" w:hAnsi="Times"/>
                 <w:b w:val="1"/>
+                <w:bCs w:val="1"/>
                 <w:sz w:val="20"/>
                 <w:szCs w:val="20"/>
               </w:rPr>
@@ -4410,6 +4475,7 @@
               <w:rPr>
                 <w:rFonts w:ascii="Times" w:cs="Times" w:eastAsia="Times" w:hAnsi="Times"/>
                 <w:b w:val="1"/>
+                <w:bCs w:val="1"/>
                 <w:sz w:val="20"/>
                 <w:szCs w:val="20"/>
                 <w:rtl w:val="0"/>
@@ -4439,6 +4505,7 @@
               <w:rPr>
                 <w:rFonts w:ascii="Times" w:cs="Times" w:eastAsia="Times" w:hAnsi="Times"/>
                 <w:b w:val="1"/>
+                <w:bCs w:val="1"/>
                 <w:sz w:val="20"/>
                 <w:szCs w:val="20"/>
               </w:rPr>
@@ -4447,6 +4514,7 @@
               <w:rPr>
                 <w:rFonts w:ascii="Times" w:cs="Times" w:eastAsia="Times" w:hAnsi="Times"/>
                 <w:b w:val="1"/>
+                <w:bCs w:val="1"/>
                 <w:sz w:val="20"/>
                 <w:szCs w:val="20"/>
                 <w:rtl w:val="0"/>
@@ -4476,6 +4544,7 @@
               <w:rPr>
                 <w:rFonts w:ascii="Times" w:cs="Times" w:eastAsia="Times" w:hAnsi="Times"/>
                 <w:b w:val="1"/>
+                <w:bCs w:val="1"/>
                 <w:sz w:val="20"/>
                 <w:szCs w:val="20"/>
               </w:rPr>
@@ -4484,6 +4553,7 @@
               <w:rPr>
                 <w:rFonts w:ascii="Times" w:cs="Times" w:eastAsia="Times" w:hAnsi="Times"/>
                 <w:b w:val="1"/>
+                <w:bCs w:val="1"/>
                 <w:sz w:val="20"/>
                 <w:szCs w:val="20"/>
                 <w:rtl w:val="0"/>
@@ -5115,6 +5185,7 @@
         <w:rPr>
           <w:rFonts w:ascii="Times" w:cs="Times" w:eastAsia="Times" w:hAnsi="Times"/>
           <w:b w:val="1"/>
+          <w:bCs w:val="1"/>
           <w:sz w:val="20"/>
           <w:szCs w:val="20"/>
           <w:rtl w:val="0"/>
@@ -5185,6 +5256,7 @@
               <w:rPr>
                 <w:rFonts w:ascii="Times" w:cs="Times" w:eastAsia="Times" w:hAnsi="Times"/>
                 <w:b w:val="1"/>
+                <w:bCs w:val="1"/>
                 <w:sz w:val="20"/>
                 <w:szCs w:val="20"/>
               </w:rPr>
@@ -5193,6 +5265,7 @@
               <w:rPr>
                 <w:rFonts w:ascii="Times" w:cs="Times" w:eastAsia="Times" w:hAnsi="Times"/>
                 <w:b w:val="1"/>
+                <w:bCs w:val="1"/>
                 <w:sz w:val="20"/>
                 <w:szCs w:val="20"/>
                 <w:rtl w:val="0"/>
@@ -5212,6 +5285,7 @@
               <w:rPr>
                 <w:rFonts w:ascii="Times" w:cs="Times" w:eastAsia="Times" w:hAnsi="Times"/>
                 <w:b w:val="1"/>
+                <w:bCs w:val="1"/>
                 <w:sz w:val="20"/>
                 <w:szCs w:val="20"/>
                 <w:rtl w:val="0"/>
@@ -5229,6 +5303,7 @@
               <w:rPr>
                 <w:rFonts w:ascii="Times" w:cs="Times" w:eastAsia="Times" w:hAnsi="Times"/>
                 <w:b w:val="1"/>
+                <w:bCs w:val="1"/>
                 <w:sz w:val="20"/>
                 <w:szCs w:val="20"/>
               </w:rPr>
@@ -5256,6 +5331,7 @@
               <w:rPr>
                 <w:rFonts w:ascii="Times" w:cs="Times" w:eastAsia="Times" w:hAnsi="Times"/>
                 <w:b w:val="1"/>
+                <w:bCs w:val="1"/>
                 <w:sz w:val="20"/>
                 <w:szCs w:val="20"/>
                 <w:rtl w:val="0"/>
@@ -5282,6 +5358,7 @@
               <w:rPr>
                 <w:rFonts w:ascii="Times" w:cs="Times" w:eastAsia="Times" w:hAnsi="Times"/>
                 <w:b w:val="1"/>
+                <w:bCs w:val="1"/>
                 <w:sz w:val="20"/>
                 <w:szCs w:val="20"/>
               </w:rPr>
@@ -5309,6 +5386,7 @@
               <w:rPr>
                 <w:rFonts w:ascii="Times" w:cs="Times" w:eastAsia="Times" w:hAnsi="Times"/>
                 <w:b w:val="1"/>
+                <w:bCs w:val="1"/>
                 <w:sz w:val="20"/>
                 <w:szCs w:val="20"/>
                 <w:rtl w:val="0"/>
@@ -5335,6 +5413,7 @@
               <w:rPr>
                 <w:rFonts w:ascii="Times" w:cs="Times" w:eastAsia="Times" w:hAnsi="Times"/>
                 <w:b w:val="1"/>
+                <w:bCs w:val="1"/>
                 <w:sz w:val="20"/>
                 <w:szCs w:val="20"/>
               </w:rPr>
@@ -5355,6 +5434,7 @@
               <w:rPr>
                 <w:rFonts w:ascii="Times" w:cs="Times" w:eastAsia="Times" w:hAnsi="Times"/>
                 <w:b w:val="1"/>
+                <w:bCs w:val="1"/>
                 <w:sz w:val="20"/>
                 <w:szCs w:val="20"/>
               </w:rPr>
@@ -5363,6 +5443,7 @@
               <w:rPr>
                 <w:rFonts w:ascii="Times" w:cs="Times" w:eastAsia="Times" w:hAnsi="Times"/>
                 <w:b w:val="1"/>
+                <w:bCs w:val="1"/>
                 <w:sz w:val="20"/>
                 <w:szCs w:val="20"/>
                 <w:rtl w:val="0"/>
@@ -5407,6 +5488,7 @@
         <w:rPr>
           <w:rFonts w:ascii="Times" w:cs="Times" w:eastAsia="Times" w:hAnsi="Times"/>
           <w:b w:val="1"/>
+          <w:bCs w:val="1"/>
           <w:sz w:val="20"/>
           <w:szCs w:val="20"/>
           <w:rtl w:val="0"/>
@@ -5509,6 +5591,7 @@
         <w:rPr>
           <w:rFonts w:ascii="Times" w:cs="Times" w:eastAsia="Times" w:hAnsi="Times"/>
           <w:b w:val="1"/>
+          <w:bCs w:val="1"/>
           <w:sz w:val="20"/>
           <w:szCs w:val="20"/>
           <w:rtl w:val="0"/>
@@ -5910,6 +5993,7 @@
             <w:r>
               <w:rPr>
                 <w:b w:val="1"/>
+                <w:bCs w:val="1"/>
                 <w:rtl w:val="0"/>
               </w:rPr>
               <w:t xml:space="preserve">Nome:</w:t>
@@ -5946,6 +6030,7 @@
             <w:r>
               <w:rPr>
                 <w:b w:val="1"/>
+                <w:bCs w:val="1"/>
                 <w:rtl w:val="0"/>
               </w:rPr>
               <w:t xml:space="preserve">Data:</w:t>
@@ -6079,11 +6164,13 @@
               <w:jc w:val="left"/>
               <w:rPr>
                 <w:b w:val="1"/>
+                <w:bCs w:val="1"/>
               </w:rPr>
             </w:pPr>
             <w:r>
               <w:rPr>
                 <w:b w:val="1"/>
+                <w:bCs w:val="1"/>
                 <w:rtl w:val="0"/>
               </w:rPr>
               <w:t xml:space="preserve">Assinatura e identificação do atendente:</w:t>
@@ -6245,11 +6332,13 @@
               <w:jc w:val="left"/>
               <w:rPr>
                 <w:b w:val="1"/>
+                <w:bCs w:val="1"/>
               </w:rPr>
             </w:pPr>
             <w:r>
               <w:rPr>
                 <w:b w:val="1"/>
+                <w:bCs w:val="1"/>
                 <w:rtl w:val="0"/>
               </w:rPr>
               <w:t xml:space="preserve">Carimbo de recebimento:</w:t>
@@ -6752,6 +6841,7 @@
       <w:jc w:val="center"/>
       <w:rPr>
         <w:b w:val="1"/>
+        <w:bCs w:val="1"/>
         <w:sz w:val="36"/>
         <w:szCs w:val="36"/>
       </w:rPr>
@@ -6761,6 +6851,7 @@
     <w:r>
       <w:rPr>
         <w:b w:val="1"/>
+        <w:bCs w:val="1"/>
         <w:sz w:val="36"/>
         <w:szCs w:val="36"/>
         <w:rtl w:val="0"/>
@@ -6787,6 +6878,7 @@
       <w:jc w:val="center"/>
       <w:rPr>
         <w:b w:val="1"/>
+        <w:bCs w:val="1"/>
         <w:sz w:val="32"/>
         <w:szCs w:val="32"/>
       </w:rPr>
@@ -6796,6 +6888,7 @@
     <w:r>
       <w:rPr>
         <w:b w:val="1"/>
+        <w:bCs w:val="1"/>
         <w:sz w:val="32"/>
         <w:szCs w:val="32"/>
         <w:rtl w:val="0"/>
@@ -6822,6 +6915,7 @@
       <w:jc w:val="center"/>
       <w:rPr>
         <w:b w:val="1"/>
+        <w:bCs w:val="1"/>
         <w:sz w:val="28"/>
         <w:szCs w:val="28"/>
       </w:rPr>
@@ -6831,6 +6925,7 @@
     <w:r>
       <w:rPr>
         <w:b w:val="1"/>
+        <w:bCs w:val="1"/>
         <w:sz w:val="28"/>
         <w:szCs w:val="28"/>
         <w:rtl w:val="0"/>
@@ -6906,7 +7001,9 @@
     <w:rPr>
       <w:rFonts w:ascii="Times New Roman" w:cs="Times New Roman" w:eastAsia="Times New Roman" w:hAnsi="Times New Roman"/>
       <w:b w:val="1"/>
+      <w:bCs w:val="1"/>
       <w:i w:val="0"/>
+      <w:iCs w:val="0"/>
       <w:smallCaps w:val="0"/>
       <w:strike w:val="0"/>
       <w:color w:val="000000"/>
@@ -6941,7 +7038,9 @@
     <w:rPr>
       <w:rFonts w:ascii="Times New Roman" w:cs="Times New Roman" w:eastAsia="Times New Roman" w:hAnsi="Times New Roman"/>
       <w:b w:val="0"/>
+      <w:bCs w:val="0"/>
       <w:i w:val="0"/>
+      <w:iCs w:val="0"/>
       <w:smallCaps w:val="0"/>
       <w:strike w:val="0"/>
       <w:color w:val="000000"/>
@@ -6976,7 +7075,9 @@
     <w:rPr>
       <w:rFonts w:ascii="Times New Roman" w:cs="Times New Roman" w:eastAsia="Times New Roman" w:hAnsi="Times New Roman"/>
       <w:b w:val="0"/>
+      <w:bCs w:val="0"/>
       <w:i w:val="0"/>
+      <w:iCs w:val="0"/>
       <w:smallCaps w:val="0"/>
       <w:strike w:val="0"/>
       <w:color w:val="000000"/>
@@ -7011,7 +7112,9 @@
     <w:rPr>
       <w:rFonts w:ascii="Times New Roman" w:cs="Times New Roman" w:eastAsia="Times New Roman" w:hAnsi="Times New Roman"/>
       <w:b w:val="0"/>
+      <w:bCs w:val="0"/>
       <w:i w:val="0"/>
+      <w:iCs w:val="0"/>
       <w:smallCaps w:val="0"/>
       <w:strike w:val="0"/>
       <w:color w:val="666666"/>
@@ -7046,7 +7149,9 @@
     <w:rPr>
       <w:rFonts w:ascii="Times New Roman" w:cs="Times New Roman" w:eastAsia="Times New Roman" w:hAnsi="Times New Roman"/>
       <w:b w:val="0"/>
+      <w:bCs w:val="0"/>
       <w:i w:val="0"/>
+      <w:iCs w:val="0"/>
       <w:smallCaps w:val="0"/>
       <w:strike w:val="0"/>
       <w:color w:val="666666"/>
@@ -7081,7 +7186,9 @@
     <w:rPr>
       <w:rFonts w:ascii="Times New Roman" w:cs="Times New Roman" w:eastAsia="Times New Roman" w:hAnsi="Times New Roman"/>
       <w:b w:val="0"/>
+      <w:bCs w:val="0"/>
       <w:i w:val="1"/>
+      <w:iCs w:val="1"/>
       <w:smallCaps w:val="0"/>
       <w:strike w:val="0"/>
       <w:color w:val="666666"/>
@@ -7116,7 +7223,9 @@
     <w:rPr>
       <w:rFonts w:ascii="Times New Roman" w:cs="Times New Roman" w:eastAsia="Times New Roman" w:hAnsi="Times New Roman"/>
       <w:b w:val="1"/>
+      <w:bCs w:val="1"/>
       <w:i w:val="0"/>
+      <w:iCs w:val="0"/>
       <w:smallCaps w:val="0"/>
       <w:strike w:val="0"/>
       <w:color w:val="000000"/>
@@ -7151,7 +7260,9 @@
     <w:rPr>
       <w:rFonts w:ascii="Arial" w:cs="Arial" w:eastAsia="Arial" w:hAnsi="Arial"/>
       <w:b w:val="0"/>
+      <w:bCs w:val="0"/>
       <w:i w:val="0"/>
+      <w:iCs w:val="0"/>
       <w:smallCaps w:val="0"/>
       <w:strike w:val="0"/>
       <w:color w:val="666666"/>
